--- a/movie-ticket-service/documents/High_Level_Design_MovieTicketService.docx
+++ b/movie-ticket-service/documents/High_Level_Design_MovieTicketService.docx
@@ -291,6 +291,406 @@
         </w:rPr>
         <w:t xml:space="preserve"> Used for the Movie Catalog to allow for a flexible, schema-less metadata structure (e.g., varying languages, cast details, and genres).</w:t>
       </w:r>
+    </w:p>
+    <w:p>
+      <w:pPr>
+        <w:rPr>
+          <w:lang w:val="en-US"/>
+        </w:rPr>
+      </w:pPr>
+      <w:r>
+        <w:rPr>
+          <w:b/>
+          <w:bCs/>
+          <w:lang w:val="en-US"/>
+        </w:rPr>
+        <w:t>2.2. Design Patterns Implemented</w:t>
+      </w:r>
+    </w:p>
+    <w:p>
+      <w:pPr>
+        <w:numPr>
+          <w:ilvl w:val="0"/>
+          <w:numId w:val="11"/>
+        </w:numPr>
+        <w:rPr>
+          <w:lang w:val="en-US"/>
+        </w:rPr>
+      </w:pPr>
+      <w:r>
+        <w:rPr>
+          <w:b/>
+          <w:bCs/>
+          <w:lang w:val="en-US"/>
+        </w:rPr>
+        <w:t>Creational: Singleton Pattern</w:t>
+      </w:r>
+    </w:p>
+    <w:p>
+      <w:pPr>
+        <w:numPr>
+          <w:ilvl w:val="1"/>
+          <w:numId w:val="11"/>
+        </w:numPr>
+        <w:rPr>
+          <w:lang w:val="en-US"/>
+        </w:rPr>
+      </w:pPr>
+      <w:r>
+        <w:rPr>
+          <w:lang w:val="en-US"/>
+        </w:rPr>
+        <w:t xml:space="preserve">Used by the </w:t>
+      </w:r>
+      <w:r>
+        <w:rPr>
+          <w:b/>
+          <w:bCs/>
+          <w:lang w:val="en-US"/>
+        </w:rPr>
+        <w:t>Spring Container</w:t>
+      </w:r>
+      <w:r>
+        <w:rPr>
+          <w:lang w:val="en-US"/>
+        </w:rPr>
+        <w:t xml:space="preserve"> to manage beans like </w:t>
+      </w:r>
+      <w:proofErr w:type="spellStart"/>
+      <w:r>
+        <w:rPr>
+          <w:lang w:val="en-US"/>
+        </w:rPr>
+        <w:t>MovieService</w:t>
+      </w:r>
+      <w:proofErr w:type="spellEnd"/>
+      <w:r>
+        <w:rPr>
+          <w:lang w:val="en-US"/>
+        </w:rPr>
+        <w:t xml:space="preserve"> and </w:t>
+      </w:r>
+      <w:proofErr w:type="spellStart"/>
+      <w:r>
+        <w:rPr>
+          <w:lang w:val="en-US"/>
+        </w:rPr>
+        <w:t>BookingService</w:t>
+      </w:r>
+      <w:proofErr w:type="spellEnd"/>
+      <w:r>
+        <w:rPr>
+          <w:lang w:val="en-US"/>
+        </w:rPr>
+        <w:t>, ensuring resource efficiency and a single point of control.</w:t>
+      </w:r>
+    </w:p>
+    <w:p>
+      <w:pPr>
+        <w:numPr>
+          <w:ilvl w:val="0"/>
+          <w:numId w:val="11"/>
+        </w:numPr>
+        <w:rPr>
+          <w:lang w:val="en-US"/>
+        </w:rPr>
+      </w:pPr>
+      <w:r>
+        <w:rPr>
+          <w:b/>
+          <w:bCs/>
+          <w:lang w:val="en-US"/>
+        </w:rPr>
+        <w:t>Structural: Proxy Pattern</w:t>
+      </w:r>
+    </w:p>
+    <w:p>
+      <w:pPr>
+        <w:numPr>
+          <w:ilvl w:val="1"/>
+          <w:numId w:val="11"/>
+        </w:numPr>
+        <w:rPr>
+          <w:lang w:val="en-US"/>
+        </w:rPr>
+      </w:pPr>
+      <w:r>
+        <w:rPr>
+          <w:lang w:val="en-US"/>
+        </w:rPr>
+        <w:t xml:space="preserve">Implemented via Spring’s </w:t>
+      </w:r>
+      <w:r>
+        <w:rPr>
+          <w:b/>
+          <w:bCs/>
+          <w:lang w:val="en-US"/>
+        </w:rPr>
+        <w:t>@Transactional</w:t>
+      </w:r>
+      <w:r>
+        <w:rPr>
+          <w:lang w:val="en-US"/>
+        </w:rPr>
+        <w:t xml:space="preserve"> and </w:t>
+      </w:r>
+      <w:r>
+        <w:rPr>
+          <w:b/>
+          <w:bCs/>
+          <w:lang w:val="en-US"/>
+        </w:rPr>
+        <w:t>AOP (Aspect-Oriented Programming)</w:t>
+      </w:r>
+      <w:r>
+        <w:rPr>
+          <w:lang w:val="en-US"/>
+        </w:rPr>
+        <w:t xml:space="preserve"> to handle cross-cutting concerns like transaction management and security filtering.</w:t>
+      </w:r>
+    </w:p>
+    <w:p>
+      <w:pPr>
+        <w:numPr>
+          <w:ilvl w:val="0"/>
+          <w:numId w:val="11"/>
+        </w:numPr>
+        <w:rPr>
+          <w:lang w:val="en-US"/>
+        </w:rPr>
+      </w:pPr>
+      <w:r>
+        <w:rPr>
+          <w:b/>
+          <w:bCs/>
+          <w:lang w:val="en-US"/>
+        </w:rPr>
+        <w:t>Behavioral: Strategy Pattern</w:t>
+      </w:r>
+    </w:p>
+    <w:p>
+      <w:pPr>
+        <w:numPr>
+          <w:ilvl w:val="1"/>
+          <w:numId w:val="11"/>
+        </w:numPr>
+        <w:rPr>
+          <w:lang w:val="en-US"/>
+        </w:rPr>
+      </w:pPr>
+      <w:r>
+        <w:rPr>
+          <w:lang w:val="en-US"/>
+        </w:rPr>
+        <w:t xml:space="preserve">Used in your </w:t>
+      </w:r>
+      <w:r>
+        <w:rPr>
+          <w:b/>
+          <w:bCs/>
+          <w:lang w:val="en-US"/>
+        </w:rPr>
+        <w:t>Polyglot Persistence</w:t>
+      </w:r>
+      <w:r>
+        <w:rPr>
+          <w:lang w:val="en-US"/>
+        </w:rPr>
+        <w:t xml:space="preserve"> approach, where the system dynamically chooses the storage strategy (MySQL for transactions vs. MongoDB for metadata) based on the data type.</w:t>
+      </w:r>
+    </w:p>
+    <w:p>
+      <w:pPr>
+        <w:numPr>
+          <w:ilvl w:val="0"/>
+          <w:numId w:val="11"/>
+        </w:numPr>
+        <w:rPr>
+          <w:lang w:val="en-US"/>
+        </w:rPr>
+      </w:pPr>
+      <w:r>
+        <w:rPr>
+          <w:b/>
+          <w:bCs/>
+          <w:lang w:val="en-US"/>
+        </w:rPr>
+        <w:t>Behavioral: Template Method Pattern</w:t>
+      </w:r>
+    </w:p>
+    <w:p>
+      <w:pPr>
+        <w:numPr>
+          <w:ilvl w:val="1"/>
+          <w:numId w:val="11"/>
+        </w:numPr>
+        <w:rPr>
+          <w:lang w:val="en-US"/>
+        </w:rPr>
+      </w:pPr>
+      <w:r>
+        <w:rPr>
+          <w:lang w:val="en-US"/>
+        </w:rPr>
+        <w:t xml:space="preserve">Utilized through </w:t>
+      </w:r>
+      <w:proofErr w:type="spellStart"/>
+      <w:r>
+        <w:rPr>
+          <w:lang w:val="en-US"/>
+        </w:rPr>
+        <w:t>JpaRepository</w:t>
+      </w:r>
+      <w:proofErr w:type="spellEnd"/>
+      <w:r>
+        <w:rPr>
+          <w:lang w:val="en-US"/>
+        </w:rPr>
+        <w:t xml:space="preserve"> and </w:t>
+      </w:r>
+      <w:proofErr w:type="spellStart"/>
+      <w:r>
+        <w:rPr>
+          <w:lang w:val="en-US"/>
+        </w:rPr>
+        <w:t>MongoRepository</w:t>
+      </w:r>
+      <w:proofErr w:type="spellEnd"/>
+      <w:r>
+        <w:rPr>
+          <w:lang w:val="en-US"/>
+        </w:rPr>
+        <w:t xml:space="preserve">, providing a template for CRUD operations while allowing you to define custom query logic like </w:t>
+      </w:r>
+      <w:proofErr w:type="spellStart"/>
+      <w:r>
+        <w:rPr>
+          <w:lang w:val="en-US"/>
+        </w:rPr>
+        <w:t>findByTitleContainingIgnoreCase</w:t>
+      </w:r>
+      <w:proofErr w:type="spellEnd"/>
+      <w:r>
+        <w:rPr>
+          <w:lang w:val="en-US"/>
+        </w:rPr>
+        <w:t>.</w:t>
+      </w:r>
+    </w:p>
+    <w:p>
+      <w:pPr>
+        <w:rPr>
+          <w:lang w:val="en-US"/>
+        </w:rPr>
+      </w:pPr>
+    </w:p>
+    <w:p>
+      <w:pPr>
+        <w:rPr>
+          <w:lang w:val="en-US"/>
+        </w:rPr>
+      </w:pPr>
+    </w:p>
+    <w:p>
+      <w:pPr>
+        <w:rPr>
+          <w:lang w:val="en-US"/>
+        </w:rPr>
+      </w:pPr>
+    </w:p>
+    <w:p>
+      <w:pPr>
+        <w:numPr>
+          <w:ilvl w:val="0"/>
+          <w:numId w:val="11"/>
+        </w:numPr>
+        <w:rPr>
+          <w:lang w:val="en-US"/>
+        </w:rPr>
+      </w:pPr>
+      <w:r>
+        <w:rPr>
+          <w:b/>
+          <w:bCs/>
+          <w:lang w:val="en-US"/>
+        </w:rPr>
+        <w:lastRenderedPageBreak/>
+        <w:t>Enterprise: Data Transfer Object (DTO) Pattern</w:t>
+      </w:r>
+    </w:p>
+    <w:p>
+      <w:pPr>
+        <w:numPr>
+          <w:ilvl w:val="1"/>
+          <w:numId w:val="11"/>
+        </w:numPr>
+        <w:rPr>
+          <w:lang w:val="en-US"/>
+        </w:rPr>
+      </w:pPr>
+      <w:r>
+        <w:rPr>
+          <w:lang w:val="en-US"/>
+        </w:rPr>
+        <w:t>Used to decouple the internal Database Entities from the API Request/Response, ensuring that sensitive data (like user passwords) is never exposed to the client.</w:t>
+      </w:r>
+    </w:p>
+    <w:p>
+      <w:pPr>
+        <w:numPr>
+          <w:ilvl w:val="0"/>
+          <w:numId w:val="11"/>
+        </w:numPr>
+        <w:rPr>
+          <w:lang w:val="en-US"/>
+        </w:rPr>
+      </w:pPr>
+      <w:r>
+        <w:rPr>
+          <w:b/>
+          <w:bCs/>
+          <w:lang w:val="en-US"/>
+        </w:rPr>
+        <w:t>Enterprise: Global Exception Handler (Strategy/Observer)</w:t>
+      </w:r>
+    </w:p>
+    <w:p>
+      <w:pPr>
+        <w:numPr>
+          <w:ilvl w:val="1"/>
+          <w:numId w:val="11"/>
+        </w:numPr>
+        <w:rPr>
+          <w:lang w:val="en-US"/>
+        </w:rPr>
+      </w:pPr>
+      <w:r>
+        <w:rPr>
+          <w:lang w:val="en-US"/>
+        </w:rPr>
+        <w:t xml:space="preserve">Implemented via </w:t>
+      </w:r>
+      <w:r>
+        <w:rPr>
+          <w:b/>
+          <w:bCs/>
+          <w:lang w:val="en-US"/>
+        </w:rPr>
+        <w:t>@RestControllerAdvice</w:t>
+      </w:r>
+      <w:r>
+        <w:rPr>
+          <w:lang w:val="en-US"/>
+        </w:rPr>
+        <w:t xml:space="preserve"> to provide a centralized, consistent error-reporting strategy across the entire microservice.</w:t>
+      </w:r>
+    </w:p>
+    <w:p>
+      <w:pPr>
+        <w:rPr>
+          <w:lang w:val="en-US"/>
+        </w:rPr>
+      </w:pPr>
     </w:p>
     <w:p>
       <w:pPr>
@@ -764,16 +1164,61 @@
         </w:tc>
       </w:tr>
     </w:tbl>
+    <w:p/>
+    <w:p>
+      <w:pPr>
+        <w:rPr>
+          <w:b/>
+          <w:bCs/>
+        </w:rPr>
+      </w:pPr>
+      <w:r>
+        <w:rPr>
+          <w:b/>
+          <w:bCs/>
+        </w:rPr>
+        <w:t xml:space="preserve">Sequential Diagram of Booking </w:t>
+      </w:r>
+      <w:proofErr w:type="gramStart"/>
+      <w:r>
+        <w:rPr>
+          <w:b/>
+          <w:bCs/>
+        </w:rPr>
+        <w:t>flow</w:t>
+      </w:r>
+      <w:r>
+        <w:rPr>
+          <w:b/>
+          <w:bCs/>
+        </w:rPr>
+        <w:t xml:space="preserve"> </w:t>
+      </w:r>
+      <w:r>
+        <w:rPr>
+          <w:b/>
+          <w:bCs/>
+        </w:rPr>
+        <w:t>:</w:t>
+      </w:r>
+      <w:proofErr w:type="gramEnd"/>
+      <w:r>
+        <w:rPr>
+          <w:b/>
+          <w:bCs/>
+        </w:rPr>
+        <w:t>-</w:t>
+      </w:r>
+    </w:p>
     <w:p>
       <w:r>
         <w:rPr>
           <w:noProof/>
         </w:rPr>
-        <w:lastRenderedPageBreak/>
         <w:drawing>
-          <wp:inline distT="0" distB="0" distL="0" distR="0" wp14:anchorId="3A699E29" wp14:editId="2E619192">
-            <wp:extent cx="5731510" cy="2995295"/>
-            <wp:effectExtent l="0" t="0" r="2540" b="0"/>
+          <wp:inline distT="0" distB="0" distL="0" distR="0" wp14:anchorId="3A699E29" wp14:editId="76FDFFC8">
+            <wp:extent cx="5161640" cy="2697480"/>
+            <wp:effectExtent l="0" t="0" r="1270" b="7620"/>
             <wp:docPr id="3" name="Picture 3"/>
             <wp:cNvGraphicFramePr>
               <a:graphicFrameLocks xmlns:a="http://schemas.openxmlformats.org/drawingml/2006/main" noChangeAspect="1"/>
@@ -803,7 +1248,7 @@
                   <pic:spPr bwMode="auto">
                     <a:xfrm>
                       <a:off x="0" y="0"/>
-                      <a:ext cx="5731510" cy="2995295"/>
+                      <a:ext cx="5164106" cy="2698769"/>
                     </a:xfrm>
                     <a:prstGeom prst="rect">
                       <a:avLst/>
@@ -822,6 +1267,8 @@
     </w:p>
     <w:p/>
     <w:p/>
+    <w:p/>
+    <w:p/>
     <w:p>
       <w:pPr>
         <w:rPr>
@@ -854,9 +1301,9 @@
           <w:lang w:val="en-US"/>
         </w:rPr>
         <w:drawing>
-          <wp:inline distT="0" distB="0" distL="0" distR="0" wp14:anchorId="14E01C98" wp14:editId="2EB21BB5">
-            <wp:extent cx="5731510" cy="4173220"/>
-            <wp:effectExtent l="0" t="0" r="2540" b="0"/>
+          <wp:inline distT="0" distB="0" distL="0" distR="0" wp14:anchorId="14E01C98" wp14:editId="0F4C8537">
+            <wp:extent cx="4267200" cy="3107028"/>
+            <wp:effectExtent l="0" t="0" r="0" b="0"/>
             <wp:docPr id="4" name="Picture 4"/>
             <wp:cNvGraphicFramePr>
               <a:graphicFrameLocks xmlns:a="http://schemas.openxmlformats.org/drawingml/2006/main" noChangeAspect="1"/>
@@ -886,7 +1333,7 @@
                   <pic:spPr bwMode="auto">
                     <a:xfrm>
                       <a:off x="0" y="0"/>
-                      <a:ext cx="5731510" cy="4173220"/>
+                      <a:ext cx="4273169" cy="3111374"/>
                     </a:xfrm>
                     <a:prstGeom prst="rect">
                       <a:avLst/>
@@ -911,31 +1358,12 @@
           <w:lang w:val="en-US"/>
         </w:rPr>
       </w:pPr>
-    </w:p>
-    <w:p>
-      <w:pPr>
-        <w:rPr>
-          <w:b/>
-          <w:bCs/>
-          <w:lang w:val="en-US"/>
-        </w:rPr>
-      </w:pPr>
-    </w:p>
-    <w:p>
-      <w:pPr>
-        <w:rPr>
-          <w:b/>
-          <w:bCs/>
-          <w:lang w:val="en-US"/>
-        </w:rPr>
-      </w:pPr>
-      <w:r>
-        <w:rPr>
-          <w:b/>
-          <w:bCs/>
-          <w:lang w:val="en-US"/>
-        </w:rPr>
-        <w:lastRenderedPageBreak/>
+      <w:r>
+        <w:rPr>
+          <w:b/>
+          <w:bCs/>
+          <w:lang w:val="en-US"/>
+        </w:rPr>
         <w:t>A. Relational Schema (MySQL)</w:t>
       </w:r>
     </w:p>
@@ -1057,10 +1485,7 @@
     </w:p>
     <w:p>
       <w:pPr>
-        <w:numPr>
-          <w:ilvl w:val="0"/>
-          <w:numId w:val="4"/>
-        </w:numPr>
+        <w:ind w:left="720"/>
         <w:rPr>
           <w:lang w:val="en-US"/>
         </w:rPr>
@@ -1114,9 +1539,9 @@
           <w:noProof/>
         </w:rPr>
         <w:drawing>
-          <wp:inline distT="0" distB="0" distL="0" distR="0" wp14:anchorId="4F2B278F" wp14:editId="12F31A7B">
-            <wp:extent cx="5731510" cy="3967480"/>
-            <wp:effectExtent l="0" t="0" r="2540" b="0"/>
+          <wp:inline distT="0" distB="0" distL="0" distR="0" wp14:anchorId="4F2B278F" wp14:editId="2451F841">
+            <wp:extent cx="4145280" cy="2869457"/>
+            <wp:effectExtent l="0" t="0" r="7620" b="7620"/>
             <wp:docPr id="1" name="Picture 1"/>
             <wp:cNvGraphicFramePr>
               <a:graphicFrameLocks xmlns:a="http://schemas.openxmlformats.org/drawingml/2006/main" noChangeAspect="1"/>
@@ -1137,7 +1562,7 @@
                   <pic:spPr>
                     <a:xfrm>
                       <a:off x="0" y="0"/>
-                      <a:ext cx="5731510" cy="3967480"/>
+                      <a:ext cx="4171646" cy="2887708"/>
                     </a:xfrm>
                     <a:prstGeom prst="rect">
                       <a:avLst/>
@@ -1314,7 +1739,6 @@
           <w:bCs/>
           <w:lang w:val="en-US"/>
         </w:rPr>
-        <w:lastRenderedPageBreak/>
         <w:t>6. API Request Lifecycle</w:t>
       </w:r>
     </w:p>
@@ -1765,17 +2189,32 @@
     <w:p>
       <w:pPr>
         <w:rPr>
-          <w:b/>
-          <w:bCs/>
-          <w:lang w:val="en-US"/>
-        </w:rPr>
-      </w:pPr>
-      <w:r>
-        <w:rPr>
-          <w:b/>
-          <w:bCs/>
-          <w:lang w:val="en-US"/>
-        </w:rPr>
+          <w:lang w:val="en-US"/>
+        </w:rPr>
+      </w:pPr>
+    </w:p>
+    <w:p>
+      <w:pPr>
+        <w:rPr>
+          <w:lang w:val="en-US"/>
+        </w:rPr>
+      </w:pPr>
+    </w:p>
+    <w:p>
+      <w:pPr>
+        <w:rPr>
+          <w:b/>
+          <w:bCs/>
+          <w:lang w:val="en-US"/>
+        </w:rPr>
+      </w:pPr>
+      <w:r>
+        <w:rPr>
+          <w:b/>
+          <w:bCs/>
+          <w:lang w:val="en-US"/>
+        </w:rPr>
+        <w:lastRenderedPageBreak/>
         <w:t>9. Error Handling &amp; Resilience</w:t>
       </w:r>
     </w:p>
@@ -2386,6 +2825,155 @@
     </w:lvl>
   </w:abstractNum>
   <w:abstractNum w:abstractNumId="4" w15:restartNumberingAfterBreak="0">
+    <w:nsid w:val="418A0CBC"/>
+    <w:multiLevelType w:val="multilevel"/>
+    <w:tmpl w:val="84B6B2F4"/>
+    <w:lvl w:ilvl="0">
+      <w:start w:val="1"/>
+      <w:numFmt w:val="bullet"/>
+      <w:lvlText w:val=""/>
+      <w:lvlJc w:val="left"/>
+      <w:pPr>
+        <w:tabs>
+          <w:tab w:val="num" w:pos="720"/>
+        </w:tabs>
+        <w:ind w:left="720" w:hanging="360"/>
+      </w:pPr>
+      <w:rPr>
+        <w:rFonts w:ascii="Symbol" w:hAnsi="Symbol" w:hint="default"/>
+        <w:sz w:val="20"/>
+      </w:rPr>
+    </w:lvl>
+    <w:lvl w:ilvl="1" w:tentative="1">
+      <w:start w:val="1"/>
+      <w:numFmt w:val="bullet"/>
+      <w:lvlText w:val="o"/>
+      <w:lvlJc w:val="left"/>
+      <w:pPr>
+        <w:tabs>
+          <w:tab w:val="num" w:pos="1440"/>
+        </w:tabs>
+        <w:ind w:left="1440" w:hanging="360"/>
+      </w:pPr>
+      <w:rPr>
+        <w:rFonts w:ascii="Courier New" w:hAnsi="Courier New" w:hint="default"/>
+        <w:sz w:val="20"/>
+      </w:rPr>
+    </w:lvl>
+    <w:lvl w:ilvl="2" w:tentative="1">
+      <w:start w:val="1"/>
+      <w:numFmt w:val="bullet"/>
+      <w:lvlText w:val=""/>
+      <w:lvlJc w:val="left"/>
+      <w:pPr>
+        <w:tabs>
+          <w:tab w:val="num" w:pos="2160"/>
+        </w:tabs>
+        <w:ind w:left="2160" w:hanging="360"/>
+      </w:pPr>
+      <w:rPr>
+        <w:rFonts w:ascii="Wingdings" w:hAnsi="Wingdings" w:hint="default"/>
+        <w:sz w:val="20"/>
+      </w:rPr>
+    </w:lvl>
+    <w:lvl w:ilvl="3" w:tentative="1">
+      <w:start w:val="1"/>
+      <w:numFmt w:val="bullet"/>
+      <w:lvlText w:val=""/>
+      <w:lvlJc w:val="left"/>
+      <w:pPr>
+        <w:tabs>
+          <w:tab w:val="num" w:pos="2880"/>
+        </w:tabs>
+        <w:ind w:left="2880" w:hanging="360"/>
+      </w:pPr>
+      <w:rPr>
+        <w:rFonts w:ascii="Wingdings" w:hAnsi="Wingdings" w:hint="default"/>
+        <w:sz w:val="20"/>
+      </w:rPr>
+    </w:lvl>
+    <w:lvl w:ilvl="4" w:tentative="1">
+      <w:start w:val="1"/>
+      <w:numFmt w:val="bullet"/>
+      <w:lvlText w:val=""/>
+      <w:lvlJc w:val="left"/>
+      <w:pPr>
+        <w:tabs>
+          <w:tab w:val="num" w:pos="3600"/>
+        </w:tabs>
+        <w:ind w:left="3600" w:hanging="360"/>
+      </w:pPr>
+      <w:rPr>
+        <w:rFonts w:ascii="Wingdings" w:hAnsi="Wingdings" w:hint="default"/>
+        <w:sz w:val="20"/>
+      </w:rPr>
+    </w:lvl>
+    <w:lvl w:ilvl="5" w:tentative="1">
+      <w:start w:val="1"/>
+      <w:numFmt w:val="bullet"/>
+      <w:lvlText w:val=""/>
+      <w:lvlJc w:val="left"/>
+      <w:pPr>
+        <w:tabs>
+          <w:tab w:val="num" w:pos="4320"/>
+        </w:tabs>
+        <w:ind w:left="4320" w:hanging="360"/>
+      </w:pPr>
+      <w:rPr>
+        <w:rFonts w:ascii="Wingdings" w:hAnsi="Wingdings" w:hint="default"/>
+        <w:sz w:val="20"/>
+      </w:rPr>
+    </w:lvl>
+    <w:lvl w:ilvl="6" w:tentative="1">
+      <w:start w:val="1"/>
+      <w:numFmt w:val="bullet"/>
+      <w:lvlText w:val=""/>
+      <w:lvlJc w:val="left"/>
+      <w:pPr>
+        <w:tabs>
+          <w:tab w:val="num" w:pos="5040"/>
+        </w:tabs>
+        <w:ind w:left="5040" w:hanging="360"/>
+      </w:pPr>
+      <w:rPr>
+        <w:rFonts w:ascii="Wingdings" w:hAnsi="Wingdings" w:hint="default"/>
+        <w:sz w:val="20"/>
+      </w:rPr>
+    </w:lvl>
+    <w:lvl w:ilvl="7" w:tentative="1">
+      <w:start w:val="1"/>
+      <w:numFmt w:val="bullet"/>
+      <w:lvlText w:val=""/>
+      <w:lvlJc w:val="left"/>
+      <w:pPr>
+        <w:tabs>
+          <w:tab w:val="num" w:pos="5760"/>
+        </w:tabs>
+        <w:ind w:left="5760" w:hanging="360"/>
+      </w:pPr>
+      <w:rPr>
+        <w:rFonts w:ascii="Wingdings" w:hAnsi="Wingdings" w:hint="default"/>
+        <w:sz w:val="20"/>
+      </w:rPr>
+    </w:lvl>
+    <w:lvl w:ilvl="8" w:tentative="1">
+      <w:start w:val="1"/>
+      <w:numFmt w:val="bullet"/>
+      <w:lvlText w:val=""/>
+      <w:lvlJc w:val="left"/>
+      <w:pPr>
+        <w:tabs>
+          <w:tab w:val="num" w:pos="6480"/>
+        </w:tabs>
+        <w:ind w:left="6480" w:hanging="360"/>
+      </w:pPr>
+      <w:rPr>
+        <w:rFonts w:ascii="Wingdings" w:hAnsi="Wingdings" w:hint="default"/>
+        <w:sz w:val="20"/>
+      </w:rPr>
+    </w:lvl>
+  </w:abstractNum>
+  <w:abstractNum w:abstractNumId="5" w15:restartNumberingAfterBreak="0">
     <w:nsid w:val="446B6FA5"/>
     <w:multiLevelType w:val="multilevel"/>
     <w:tmpl w:val="9D6220BC"/>
@@ -2534,7 +3122,7 @@
       </w:rPr>
     </w:lvl>
   </w:abstractNum>
-  <w:abstractNum w:abstractNumId="5" w15:restartNumberingAfterBreak="0">
+  <w:abstractNum w:abstractNumId="6" w15:restartNumberingAfterBreak="0">
     <w:nsid w:val="49476FF9"/>
     <w:multiLevelType w:val="multilevel"/>
     <w:tmpl w:val="FB963B62"/>
@@ -2683,7 +3271,7 @@
       </w:rPr>
     </w:lvl>
   </w:abstractNum>
-  <w:abstractNum w:abstractNumId="6" w15:restartNumberingAfterBreak="0">
+  <w:abstractNum w:abstractNumId="7" w15:restartNumberingAfterBreak="0">
     <w:nsid w:val="55AA2AE2"/>
     <w:multiLevelType w:val="multilevel"/>
     <w:tmpl w:val="94DA14B6"/>
@@ -2832,7 +3420,156 @@
       </w:rPr>
     </w:lvl>
   </w:abstractNum>
-  <w:abstractNum w:abstractNumId="7" w15:restartNumberingAfterBreak="0">
+  <w:abstractNum w:abstractNumId="8" w15:restartNumberingAfterBreak="0">
+    <w:nsid w:val="597F21E2"/>
+    <w:multiLevelType w:val="multilevel"/>
+    <w:tmpl w:val="4C1C5F12"/>
+    <w:lvl w:ilvl="0">
+      <w:start w:val="1"/>
+      <w:numFmt w:val="bullet"/>
+      <w:lvlText w:val=""/>
+      <w:lvlJc w:val="left"/>
+      <w:pPr>
+        <w:tabs>
+          <w:tab w:val="num" w:pos="720"/>
+        </w:tabs>
+        <w:ind w:left="720" w:hanging="360"/>
+      </w:pPr>
+      <w:rPr>
+        <w:rFonts w:ascii="Symbol" w:hAnsi="Symbol" w:hint="default"/>
+        <w:sz w:val="20"/>
+      </w:rPr>
+    </w:lvl>
+    <w:lvl w:ilvl="1">
+      <w:start w:val="1"/>
+      <w:numFmt w:val="bullet"/>
+      <w:lvlText w:val="o"/>
+      <w:lvlJc w:val="left"/>
+      <w:pPr>
+        <w:tabs>
+          <w:tab w:val="num" w:pos="1440"/>
+        </w:tabs>
+        <w:ind w:left="1440" w:hanging="360"/>
+      </w:pPr>
+      <w:rPr>
+        <w:rFonts w:ascii="Courier New" w:hAnsi="Courier New" w:hint="default"/>
+        <w:sz w:val="20"/>
+      </w:rPr>
+    </w:lvl>
+    <w:lvl w:ilvl="2" w:tentative="1">
+      <w:start w:val="1"/>
+      <w:numFmt w:val="bullet"/>
+      <w:lvlText w:val=""/>
+      <w:lvlJc w:val="left"/>
+      <w:pPr>
+        <w:tabs>
+          <w:tab w:val="num" w:pos="2160"/>
+        </w:tabs>
+        <w:ind w:left="2160" w:hanging="360"/>
+      </w:pPr>
+      <w:rPr>
+        <w:rFonts w:ascii="Wingdings" w:hAnsi="Wingdings" w:hint="default"/>
+        <w:sz w:val="20"/>
+      </w:rPr>
+    </w:lvl>
+    <w:lvl w:ilvl="3" w:tentative="1">
+      <w:start w:val="1"/>
+      <w:numFmt w:val="bullet"/>
+      <w:lvlText w:val=""/>
+      <w:lvlJc w:val="left"/>
+      <w:pPr>
+        <w:tabs>
+          <w:tab w:val="num" w:pos="2880"/>
+        </w:tabs>
+        <w:ind w:left="2880" w:hanging="360"/>
+      </w:pPr>
+      <w:rPr>
+        <w:rFonts w:ascii="Wingdings" w:hAnsi="Wingdings" w:hint="default"/>
+        <w:sz w:val="20"/>
+      </w:rPr>
+    </w:lvl>
+    <w:lvl w:ilvl="4" w:tentative="1">
+      <w:start w:val="1"/>
+      <w:numFmt w:val="bullet"/>
+      <w:lvlText w:val=""/>
+      <w:lvlJc w:val="left"/>
+      <w:pPr>
+        <w:tabs>
+          <w:tab w:val="num" w:pos="3600"/>
+        </w:tabs>
+        <w:ind w:left="3600" w:hanging="360"/>
+      </w:pPr>
+      <w:rPr>
+        <w:rFonts w:ascii="Wingdings" w:hAnsi="Wingdings" w:hint="default"/>
+        <w:sz w:val="20"/>
+      </w:rPr>
+    </w:lvl>
+    <w:lvl w:ilvl="5" w:tentative="1">
+      <w:start w:val="1"/>
+      <w:numFmt w:val="bullet"/>
+      <w:lvlText w:val=""/>
+      <w:lvlJc w:val="left"/>
+      <w:pPr>
+        <w:tabs>
+          <w:tab w:val="num" w:pos="4320"/>
+        </w:tabs>
+        <w:ind w:left="4320" w:hanging="360"/>
+      </w:pPr>
+      <w:rPr>
+        <w:rFonts w:ascii="Wingdings" w:hAnsi="Wingdings" w:hint="default"/>
+        <w:sz w:val="20"/>
+      </w:rPr>
+    </w:lvl>
+    <w:lvl w:ilvl="6" w:tentative="1">
+      <w:start w:val="1"/>
+      <w:numFmt w:val="bullet"/>
+      <w:lvlText w:val=""/>
+      <w:lvlJc w:val="left"/>
+      <w:pPr>
+        <w:tabs>
+          <w:tab w:val="num" w:pos="5040"/>
+        </w:tabs>
+        <w:ind w:left="5040" w:hanging="360"/>
+      </w:pPr>
+      <w:rPr>
+        <w:rFonts w:ascii="Wingdings" w:hAnsi="Wingdings" w:hint="default"/>
+        <w:sz w:val="20"/>
+      </w:rPr>
+    </w:lvl>
+    <w:lvl w:ilvl="7" w:tentative="1">
+      <w:start w:val="1"/>
+      <w:numFmt w:val="bullet"/>
+      <w:lvlText w:val=""/>
+      <w:lvlJc w:val="left"/>
+      <w:pPr>
+        <w:tabs>
+          <w:tab w:val="num" w:pos="5760"/>
+        </w:tabs>
+        <w:ind w:left="5760" w:hanging="360"/>
+      </w:pPr>
+      <w:rPr>
+        <w:rFonts w:ascii="Wingdings" w:hAnsi="Wingdings" w:hint="default"/>
+        <w:sz w:val="20"/>
+      </w:rPr>
+    </w:lvl>
+    <w:lvl w:ilvl="8" w:tentative="1">
+      <w:start w:val="1"/>
+      <w:numFmt w:val="bullet"/>
+      <w:lvlText w:val=""/>
+      <w:lvlJc w:val="left"/>
+      <w:pPr>
+        <w:tabs>
+          <w:tab w:val="num" w:pos="6480"/>
+        </w:tabs>
+        <w:ind w:left="6480" w:hanging="360"/>
+      </w:pPr>
+      <w:rPr>
+        <w:rFonts w:ascii="Wingdings" w:hAnsi="Wingdings" w:hint="default"/>
+        <w:sz w:val="20"/>
+      </w:rPr>
+    </w:lvl>
+  </w:abstractNum>
+  <w:abstractNum w:abstractNumId="9" w15:restartNumberingAfterBreak="0">
     <w:nsid w:val="66D545CB"/>
     <w:multiLevelType w:val="multilevel"/>
     <w:tmpl w:val="5C802CA4"/>
@@ -2981,7 +3718,7 @@
       </w:rPr>
     </w:lvl>
   </w:abstractNum>
-  <w:abstractNum w:abstractNumId="8" w15:restartNumberingAfterBreak="0">
+  <w:abstractNum w:abstractNumId="10" w15:restartNumberingAfterBreak="0">
     <w:nsid w:val="7F6B7BF8"/>
     <w:multiLevelType w:val="multilevel"/>
     <w:tmpl w:val="6ADE4C12"/>
@@ -3131,16 +3868,16 @@
     </w:lvl>
   </w:abstractNum>
   <w:num w:numId="1" w16cid:durableId="1783845267">
-    <w:abstractNumId w:val="8"/>
+    <w:abstractNumId w:val="10"/>
   </w:num>
   <w:num w:numId="2" w16cid:durableId="681201730">
     <w:abstractNumId w:val="3"/>
   </w:num>
   <w:num w:numId="3" w16cid:durableId="1750689621">
-    <w:abstractNumId w:val="6"/>
+    <w:abstractNumId w:val="7"/>
   </w:num>
   <w:num w:numId="4" w16cid:durableId="918711191">
-    <w:abstractNumId w:val="5"/>
+    <w:abstractNumId w:val="6"/>
   </w:num>
   <w:num w:numId="5" w16cid:durableId="1536692692">
     <w:abstractNumId w:val="1"/>
@@ -3149,13 +3886,19 @@
     <w:abstractNumId w:val="2"/>
   </w:num>
   <w:num w:numId="7" w16cid:durableId="248465123">
-    <w:abstractNumId w:val="7"/>
+    <w:abstractNumId w:val="9"/>
   </w:num>
   <w:num w:numId="8" w16cid:durableId="592662626">
     <w:abstractNumId w:val="0"/>
   </w:num>
   <w:num w:numId="9" w16cid:durableId="294726915">
+    <w:abstractNumId w:val="5"/>
+  </w:num>
+  <w:num w:numId="10" w16cid:durableId="1773161910">
     <w:abstractNumId w:val="4"/>
+  </w:num>
+  <w:num w:numId="11" w16cid:durableId="1748963433">
+    <w:abstractNumId w:val="8"/>
   </w:num>
 </w:numbering>
 </file>
